--- a/docs/PayerGatewayWebAPI - CDex API Guide.docx
+++ b/docs/PayerGatewayWebAPI - CDex API Guide.docx
@@ -5575,7 +5575,7 @@
               <w:spacing w:before="40" w:after="80"/>
             </w:pPr>
             <w:r>
-              <w:t>The insurance of the prior authorization request has no member id.</w:t>
+              <w:t>The prior authorization request has no member id.</w:t>
             </w:r>
           </w:p>
         </w:tc>
@@ -5588,7 +5588,7 @@
               <w:spacing w:before="40" w:after="80"/>
             </w:pPr>
             <w:r>
-              <w:t>Error format. "The request has no member id (Coverage.subscriberId)."</w:t>
+              <w:t>Error format. "Request {requestId} has no member id (PA_PRIOR_AUTH.MEMBER_ID), so the attachments cannot be sent: the payer needs it to find the member."</w:t>
             </w:r>
           </w:p>
         </w:tc>
@@ -5796,7 +5796,7 @@
               <w:spacing w:before="40" w:after="80"/>
             </w:pPr>
             <w:r>
-              <w:t>The gateway could not read a document from the FHIR API.</w:t>
+              <w:t>The gateway could not read a document, or the file of a document, from the FHIR API.</w:t>
             </w:r>
           </w:p>
         </w:tc>
@@ -7948,7 +7948,16 @@
         </w:numPr>
       </w:pPr>
       <w:r>
-        <w:t xml:space="preserve">Storing a row must be safe to repeat. The same row can arrive more than once, because the gateway saves it each time it sees the payer's Task, also when nothing changed. Create a staff task only for a </w:t>
+        <w:t xml:space="preserve">Storing a row must be safe to repeat, because a save can be sent again after a network error. The gateway saves the row only when an information request is new or the payer changed it, so </w:t>
+      </w:r>
+      <w:r>
+        <w:rPr>
+          <w:rStyle w:val="CodeChar"/>
+        </w:rPr>
+        <w:t>UPDATED_AT</w:t>
+      </w:r>
+      <w:r>
+        <w:t xml:space="preserve"> changes only when something really changed. Create a staff task for a </w:t>
       </w:r>
       <w:r>
         <w:rPr>
@@ -8002,7 +8011,7 @@
     </w:p>
     <w:p>
       <w:r>
-        <w:t xml:space="preserve">The payer records its request for information as a FHIR Task. The gateway gets the Task in one of three ways. In each case it saves the Task, adds it to </w:t>
+        <w:t xml:space="preserve">The payer records its request for information as a FHIR Task. The gateway gets the Task in one of three ways. In each case it saves the Task when it is new or the payer changed it, puts it in </w:t>
       </w:r>
       <w:r>
         <w:rPr>
@@ -8011,7 +8020,7 @@
         <w:t>informationRequests</w:t>
       </w:r>
       <w:r>
-        <w:t xml:space="preserve"> of the prior authorization request, and saves the row of the request in the EHR database (section 8).</w:t>
+        <w:t xml:space="preserve"> of the prior authorization request, and saves the row of the request in the EHR database when that list changed (section 8).</w:t>
       </w:r>
     </w:p>
     <w:p>
@@ -8263,7 +8272,7 @@
               <w:spacing w:before="40" w:after="80"/>
             </w:pPr>
             <w:r>
-              <w:t>The body is not a Task or a Bundle. "A Task or a Bundle of Tasks is expected."</w:t>
+              <w:t>The body is not a Task or a Bundle ("A Task or a Bundle of Tasks is expected."), or a Task in it is not valid FHIR.</w:t>
             </w:r>
           </w:p>
         </w:tc>
@@ -8826,7 +8835,7 @@
         <w:t>trackingId</w:t>
       </w:r>
       <w:r>
-        <w:t>. The row of the request is saved each time a Task is seen, also when nothing changed.</w:t>
+        <w:t>. The Task row and the row of the request are saved only when the Task is new or something in it changed. A Task that is seen again unchanged is not saved.</w:t>
       </w:r>
     </w:p>
     <w:p>
@@ -9840,7 +9849,7 @@
               <w:spacing w:before="40" w:after="80"/>
             </w:pPr>
             <w:r>
-              <w:t>The payer's identifier.</w:t>
+              <w:t>The payer id of the patient's insurance, as it was sent in the PAS request. Left out when the insurance has no payer id (CDex allows this).</w:t>
             </w:r>
           </w:p>
         </w:tc>
@@ -9853,16 +9862,7 @@
               <w:spacing w:before="40" w:after="80"/>
             </w:pPr>
             <w:r>
-              <w:t xml:space="preserve">The row of the payer in </w:t>
-            </w:r>
-            <w:r>
-              <w:rPr>
-                <w:rStyle w:val="CodeChar"/>
-              </w:rPr>
-              <w:t>PA_PAYER</w:t>
-            </w:r>
-            <w:r>
-              <w:t>.</w:t>
+              <w:t>The insurance sent with the PAS request.</w:t>
             </w:r>
           </w:p>
         </w:tc>
@@ -9990,7 +9990,7 @@
               <w:spacing w:before="40" w:after="80"/>
             </w:pPr>
             <w:r>
-              <w:t>The member id of the patient's insurance.</w:t>
+              <w:t>The member id of the patient's insurance, as it was sent in the PAS request. The gateway adds no identifier system.</w:t>
             </w:r>
           </w:p>
         </w:tc>
@@ -12892,6 +12892,74 @@
             </w:r>
             <w:r>
               <w:t>. Status 503 now means the EHR data API is not available.</w:t>
+            </w:r>
+          </w:p>
+        </w:tc>
+      </w:tr>
+      <w:tr>
+        <w:trPr>
+          <w:cantSplit/>
+        </w:trPr>
+        <w:tc>
+          <w:tcPr>
+            <w:tcW w:type="dxa" w:w="1108"/>
+          </w:tcPr>
+          <w:p>
+            <w:pPr>
+              <w:spacing w:before="40" w:after="80"/>
+            </w:pPr>
+            <w:r>
+              <w:t>2.1</w:t>
+            </w:r>
+          </w:p>
+        </w:tc>
+        <w:tc>
+          <w:tcPr>
+            <w:tcW w:type="dxa" w:w="1604"/>
+          </w:tcPr>
+          <w:p>
+            <w:pPr>
+              <w:spacing w:before="40" w:after="80"/>
+            </w:pPr>
+            <w:r>
+              <w:t>Oct 9, 2026</w:t>
+            </w:r>
+          </w:p>
+        </w:tc>
+        <w:tc>
+          <w:tcPr>
+            <w:tcW w:type="dxa" w:w="6648"/>
+          </w:tcPr>
+          <w:p>
+            <w:pPr>
+              <w:spacing w:before="40" w:after="80"/>
+            </w:pPr>
+            <w:r>
+              <w:rPr>
+                <w:rStyle w:val="CodeChar"/>
+              </w:rPr>
+              <w:t>PayerId</w:t>
+            </w:r>
+            <w:r>
+              <w:t xml:space="preserve"> and </w:t>
+            </w:r>
+            <w:r>
+              <w:rPr>
+                <w:rStyle w:val="CodeChar"/>
+              </w:rPr>
+              <w:t>MemberId</w:t>
+            </w:r>
+            <w:r>
+              <w:t xml:space="preserve"> now come from the patient's insurance that was sent with the PAS request; the payer row has no identifier columns. </w:t>
+            </w:r>
+            <w:r>
+              <w:rPr>
+                <w:rStyle w:val="CodeChar"/>
+              </w:rPr>
+              <w:t>PayerId</w:t>
+            </w:r>
+            <w:r>
+              <w:t xml:space="preserve"> is left out when the insurance has none. A Task and the row of the request are saved only when something changed. A pushed Task that is not valid FHIR gives 400. A document whose file cannot be read gives 502. New text for the missing member id error.</w:t>
             </w:r>
           </w:p>
         </w:tc>

--- a/docs/PayerGatewayWebAPI - CDex API Guide.docx
+++ b/docs/PayerGatewayWebAPI - CDex API Guide.docx
@@ -12,7 +12,7 @@
     </w:p>
     <w:p>
       <w:r>
-        <w:t>Oct 9, 2026</w:t>
+        <w:t xml:space="preserve">Oct 16, 2026</w:t>
       </w:r>
     </w:p>
     <w:p>
@@ -148,10 +148,10 @@
         <w:rPr>
           <w:b/>
         </w:rPr>
-        <w:t>Standards the gateway follows:</w:t>
-      </w:r>
-      <w:r>
-        <w:t xml:space="preserve"> HL7 Da Vinci CDex 2.0.0 (attachments), PAS 2.0.1 and FHIR R4.</w:t>
+        <w:t xml:space="preserve">Standards the gateway follows:</w:t>
+      </w:r>
+      <w:r>
+        <w:t xml:space="preserve"> HL7 Da Vinci CDex 2.0.0 (attachments), PAS 2.0.1 and FHIR R4. The gateway works in FHIR R4 only.</w:t>
       </w:r>
     </w:p>
     <w:p>
@@ -5575,7 +5575,25 @@
               <w:spacing w:before="40" w:after="80"/>
             </w:pPr>
             <w:r>
-              <w:t>The prior authorization request has no member id.</w:t>
+              <w:t xml:space="preserve">The prior authorization request has no member id. </w:t>
+            </w:r>
+            <w:r>
+              <w:rPr>
+                <w:rStyle w:val="CodeChar"/>
+              </w:rPr>
+              <w:t xml:space="preserve">$submit-attachment</w:t>
+            </w:r>
+            <w:r>
+              <w:t xml:space="preserve"> requires it (</w:t>
+            </w:r>
+            <w:r>
+              <w:rPr>
+                <w:rStyle w:val="CodeChar"/>
+              </w:rPr>
+              <w:t xml:space="preserve">MemberId</w:t>
+            </w:r>
+            <w:r>
+              <w:t xml:space="preserve"> 1..1), unlike PAS where it is optional.</w:t>
             </w:r>
           </w:p>
         </w:tc>
@@ -5589,6 +5607,59 @@
             </w:pPr>
             <w:r>
               <w:t>Error format. "Request {requestId} has no member id (PA_PRIOR_AUTH.MEMBER_ID), so the attachments cannot be sent: the payer needs it to find the member."</w:t>
+            </w:r>
+          </w:p>
+        </w:tc>
+      </w:tr>
+      <w:tr>
+        <w:trPr>
+          <w:cantSplit/>
+        </w:trPr>
+        <w:tc>
+          <w:tcPr>
+            <w:tcW w:type="dxa" w:w="984"/>
+          </w:tcPr>
+          <w:p>
+            <w:pPr>
+              <w:spacing w:before="40" w:after="80"/>
+            </w:pPr>
+            <w:r>
+              <w:t xml:space="preserve">422</w:t>
+            </w:r>
+          </w:p>
+        </w:tc>
+        <w:tc>
+          <w:tcPr>
+            <w:tcW w:type="dxa" w:w="3772"/>
+          </w:tcPr>
+          <w:p>
+            <w:pPr>
+              <w:spacing w:before="40" w:after="80"/>
+            </w:pPr>
+            <w:r>
+              <w:t xml:space="preserve">The prior authorization request has neither a facility NPI nor a practitioner NPI. </w:t>
+            </w:r>
+            <w:r>
+              <w:rPr>
+                <w:rStyle w:val="CodeChar"/>
+              </w:rPr>
+              <w:t xml:space="preserve">$submit-attachment</w:t>
+            </w:r>
+            <w:r>
+              <w:t xml:space="preserve"> needs at least one of them.</w:t>
+            </w:r>
+          </w:p>
+        </w:tc>
+        <w:tc>
+          <w:tcPr>
+            <w:tcW w:type="dxa" w:w="4604"/>
+          </w:tcPr>
+          <w:p>
+            <w:pPr>
+              <w:spacing w:before="40" w:after="80"/>
+            </w:pPr>
+            <w:r>
+              <w:t xml:space="preserve">Error format. "Request {requestId} has neither a facility NPI nor a practitioner NPI (PA_PRIOR_AUTH.ORGANIZATION_NPI / PRACTITIONER_NPI), so the attachments cannot be sent: CDex needs at least one of them. Add the NPI to the facility (location) or the practitioner in the EHR."</w:t>
             </w:r>
           </w:p>
         </w:tc>
@@ -5909,6 +5980,68 @@
       </w:pPr>
       <w:r>
         <w:t>When one document or form is not found, nothing is sent to the payer, also not the other documents of the same call.</w:t>
+      </w:r>
+    </w:p>
+    <w:p>
+      <w:pPr>
+        <w:spacing w:before="160"/>
+      </w:pPr>
+      <w:r>
+        <w:t xml:space="preserve">Only what </w:t>
+      </w:r>
+      <w:r>
+        <w:rPr>
+          <w:rStyle w:val="CodeChar"/>
+        </w:rPr>
+        <w:t xml:space="preserve">$submit-attachment</w:t>
+      </w:r>
+      <w:r>
+        <w:t xml:space="preserve"> requires stops the call: the member id (</w:t>
+      </w:r>
+      <w:r>
+        <w:rPr>
+          <w:rStyle w:val="CodeChar"/>
+        </w:rPr>
+        <w:t xml:space="preserve">MemberId</w:t>
+      </w:r>
+      <w:r>
+        <w:t xml:space="preserve"> 1..1), at least one document or form (</w:t>
+      </w:r>
+      <w:r>
+        <w:rPr>
+          <w:rStyle w:val="CodeChar"/>
+        </w:rPr>
+        <w:t xml:space="preserve">Attachment</w:t>
+      </w:r>
+      <w:r>
+        <w:t xml:space="preserve"> 1..*), and the facility NPI or the practitioner NPI (</w:t>
+      </w:r>
+      <w:r>
+        <w:rPr>
+          <w:rStyle w:val="CodeChar"/>
+        </w:rPr>
+        <w:t xml:space="preserve">OrganizationId</w:t>
+      </w:r>
+      <w:r>
+        <w:t xml:space="preserve"> and </w:t>
+      </w:r>
+      <w:r>
+        <w:rPr>
+          <w:rStyle w:val="CodeChar"/>
+        </w:rPr>
+        <w:t xml:space="preserve">ProviderId</w:t>
+      </w:r>
+      <w:r>
+        <w:t xml:space="preserve"> are each 0..1, but one of them must be there). The client's organization has no NPI: the "organization" of a request is its facility (location), with the facility NPI. </w:t>
+      </w:r>
+      <w:r>
+        <w:rPr>
+          <w:rStyle w:val="CodeChar"/>
+        </w:rPr>
+        <w:t xml:space="preserve">PayerId</w:t>
+      </w:r>
+      <w:r>
+        <w:t xml:space="preserve"> (0..1) is sent only when the insurance has a payer id. A real payer needs the member id and the NPI, so ask for them in the EHR before a payer is added.</w:t>
       </w:r>
     </w:p>
     <w:p>
@@ -8416,16 +8549,16 @@
     </w:p>
     <w:p>
       <w:r>
-        <w:t>A background job in the gateway runs on a timer. The time between runs is a gateway setting (</w:t>
+        <w:t xml:space="preserve">A background job in the gateway runs on a timer. The time between runs is a gateway setting (</w:t>
       </w:r>
       <w:r>
         <w:rPr>
           <w:rStyle w:val="CodeChar"/>
         </w:rPr>
-        <w:t>Workflow:PollMinutes</w:t>
-      </w:r>
-      <w:r>
-        <w:t>). The default is 5 minutes. In each run it searches the payer for Tasks of each provider organization that has a pended request. This works also when the payer does not send Tasks by itself.</w:t>
+        <w:t xml:space="preserve">Workflow:PollMinutes</w:t>
+      </w:r>
+      <w:r>
+        <w:t xml:space="preserve">). The default is 5 minutes. In each run it searches the payer for Tasks of each facility NPI that has a pended request. A request whose facility has no NPI is not searched: the payer must send its Tasks (way 1). This works also when the payer does not send Tasks by itself.</w:t>
       </w:r>
     </w:p>
     <w:p>
@@ -8444,7 +8577,7 @@
         <w:rPr>
           <w:rStyle w:val="CodeChar"/>
         </w:rPr>
-        <w:t>refresh</w:t>
+        <w:t xml:space="preserve">refresh</w:t>
       </w:r>
       <w:r>
         <w:t xml:space="preserve"> set to </w:t>
@@ -8453,10 +8586,10 @@
         <w:rPr>
           <w:rStyle w:val="CodeChar"/>
         </w:rPr>
-        <w:t>true</w:t>
-      </w:r>
-      <w:r>
-        <w:t xml:space="preserve"> runs the same search at once for the payer and organization of that request.</w:t>
+        <w:t xml:space="preserve">true</w:t>
+      </w:r>
+      <w:r>
+        <w:t xml:space="preserve"> runs the same search at once for the payer and facility NPI of that request. When the facility has no NPI, the stored list is returned without a search.</w:t>
       </w:r>
     </w:p>
     <w:p>
@@ -9017,7 +9150,7 @@
               <w:rPr>
                 <w:rStyle w:val="CodeChar"/>
               </w:rPr>
-              <w:t>GET {payer-fhir}/Task?owner={organization NPI}</w:t>
+              <w:t xml:space="preserve">GET {payer-fhir}/Task?owner={facility NPI}</w:t>
             </w:r>
           </w:p>
         </w:tc>
@@ -9030,16 +9163,16 @@
               <w:spacing w:before="40" w:after="80"/>
             </w:pPr>
             <w:r>
-              <w:t xml:space="preserve">Find the payer's information requests for the provider organization. Used by the timer and by API 1 with </w:t>
-            </w:r>
-            <w:r>
-              <w:rPr>
-                <w:rStyle w:val="CodeChar"/>
-              </w:rPr>
-              <w:t>refresh</w:t>
-            </w:r>
-            <w:r>
-              <w:t>. The payer can also send the Task itself (section 9).</w:t>
+              <w:t xml:space="preserve">Find the payer's information requests for the facility of the request. Used by the timer and by API 1 with </w:t>
+            </w:r>
+            <w:r>
+              <w:rPr>
+                <w:rStyle w:val="CodeChar"/>
+              </w:rPr>
+              <w:t xml:space="preserve">refresh</w:t>
+            </w:r>
+            <w:r>
+              <w:t xml:space="preserve">. Only when the facility has an NPI. The payer can also send the Task itself (section 9).</w:t>
             </w:r>
           </w:p>
         </w:tc>
@@ -9334,34 +9467,34 @@
     </w:p>
     <w:p>
       <w:r>
-        <w:t xml:space="preserve">CDex always uses FHIR R4, also for a payer whose row in </w:t>
+        <w:t xml:space="preserve">CDex uses FHIR R4. The gateway works in FHIR R4 only; the </w:t>
       </w:r>
       <w:r>
         <w:rPr>
           <w:rStyle w:val="CodeChar"/>
         </w:rPr>
-        <w:t>PA_PAYER</w:t>
-      </w:r>
-      <w:r>
-        <w:t xml:space="preserve"> has </w:t>
+        <w:t xml:space="preserve">FHIR_VERSION</w:t>
+      </w:r>
+      <w:r>
+        <w:t xml:space="preserve"> column of </w:t>
       </w:r>
       <w:r>
         <w:rPr>
           <w:rStyle w:val="CodeChar"/>
         </w:rPr>
-        <w:t>FHIR_VERSION</w:t>
-      </w:r>
-      <w:r>
-        <w:t xml:space="preserve"> set to </w:t>
+        <w:t xml:space="preserve">PA_PAYER</w:t>
+      </w:r>
+      <w:r>
+        <w:t xml:space="preserve"> is removed (script </w:t>
       </w:r>
       <w:r>
         <w:rPr>
           <w:rStyle w:val="CodeChar"/>
         </w:rPr>
-        <w:t>R5</w:t>
-      </w:r>
-      <w:r>
-        <w:t>.</w:t>
+        <w:t xml:space="preserve">04_alter_pa_payer_drop_fhir_version.sql</w:t>
+      </w:r>
+      <w:r>
+        <w:t xml:space="preserve">).</w:t>
       </w:r>
     </w:p>
     <w:p>
@@ -9618,13 +9751,13 @@
         <w:spacing w:before="160"/>
       </w:pPr>
       <w:r>
-        <w:t xml:space="preserve">The patient, the insurance and the organization are not read again. The gateway uses the values it saved in table </w:t>
+        <w:t xml:space="preserve">The patient, the insurance and the facility are not read again. The gateway uses the values it saved in table </w:t>
       </w:r>
       <w:r>
         <w:rPr>
           <w:rStyle w:val="CodeChar"/>
         </w:rPr>
-        <w:t>PA_PRIOR_AUTH</w:t>
+        <w:t xml:space="preserve">PA_PRIOR_AUTH</w:t>
       </w:r>
       <w:r>
         <w:t xml:space="preserve"> when the prior authorization request was submitted.</w:t>
@@ -9896,7 +10029,7 @@
               <w:spacing w:before="40" w:after="80"/>
             </w:pPr>
             <w:r>
-              <w:t>The NPI of the provider organization.</w:t>
+              <w:t xml:space="preserve">The NPI of the facility of the request (the client's organization has none). Left out when the facility has no NPI.</w:t>
             </w:r>
           </w:p>
         </w:tc>
@@ -9909,7 +10042,7 @@
               <w:spacing w:before="40" w:after="80"/>
             </w:pPr>
             <w:r>
-              <w:t>Stored from the PAS request.</w:t>
+              <w:t xml:space="preserve">Stored from the PAS request.</w:t>
             </w:r>
           </w:p>
         </w:tc>
@@ -9943,7 +10076,25 @@
               <w:spacing w:before="40" w:after="80"/>
             </w:pPr>
             <w:r>
-              <w:t>The NPI of the requesting clinician, when it is known.</w:t>
+              <w:t xml:space="preserve">The NPI of the requesting clinician. Left out when the clinician has no NPI. At least one of </w:t>
+            </w:r>
+            <w:r>
+              <w:rPr>
+                <w:rStyle w:val="CodeChar"/>
+              </w:rPr>
+              <w:t xml:space="preserve">OrganizationId</w:t>
+            </w:r>
+            <w:r>
+              <w:t xml:space="preserve"> and </w:t>
+            </w:r>
+            <w:r>
+              <w:rPr>
+                <w:rStyle w:val="CodeChar"/>
+              </w:rPr>
+              <w:t xml:space="preserve">ProviderId</w:t>
+            </w:r>
+            <w:r>
+              <w:t xml:space="preserve"> is sent.</w:t>
             </w:r>
           </w:p>
         </w:tc>
@@ -9956,7 +10107,7 @@
               <w:spacing w:before="40" w:after="80"/>
             </w:pPr>
             <w:r>
-              <w:t>Stored from the PAS request.</w:t>
+              <w:t xml:space="preserve">Stored from the PAS request.</w:t>
             </w:r>
           </w:p>
         </w:tc>
@@ -9990,7 +10141,7 @@
               <w:spacing w:before="40" w:after="80"/>
             </w:pPr>
             <w:r>
-              <w:t>The member id of the patient's insurance, as it was sent in the PAS request. The gateway adds no identifier system.</w:t>
+              <w:t xml:space="preserve">The member id of the patient's insurance, as it was sent in the PAS request. Required (1..1). The gateway adds no identifier system.</w:t>
             </w:r>
           </w:p>
         </w:tc>
@@ -10758,7 +10909,7 @@
               <w:spacing w:before="40" w:after="80"/>
             </w:pPr>
             <w:r>
-              <w:t>The request is correct JSON, but it cannot be done: no member id, or the payer refused the documents.</w:t>
+              <w:t xml:space="preserve">The request is correct JSON, but it cannot be done: no member id, neither a facility NPI nor a practitioner NPI, or the payer refused the documents.</w:t>
             </w:r>
           </w:p>
         </w:tc>
@@ -12960,6 +13111,68 @@
             </w:r>
             <w:r>
               <w:t xml:space="preserve"> is left out when the insurance has none. A Task and the row of the request are saved only when something changed. A pushed Task that is not valid FHIR gives 400. A document whose file cannot be read gives 502. New text for the missing member id error.</w:t>
+            </w:r>
+          </w:p>
+        </w:tc>
+      </w:tr>
+      <w:tr>
+        <w:trPr>
+          <w:cantSplit/>
+        </w:trPr>
+        <w:tc>
+          <w:tcPr>
+            <w:tcW w:type="dxa" w:w="1108"/>
+          </w:tcPr>
+          <w:p>
+            <w:pPr>
+              <w:spacing w:before="40" w:after="80"/>
+            </w:pPr>
+            <w:r>
+              <w:t xml:space="preserve">3.0</w:t>
+            </w:r>
+          </w:p>
+        </w:tc>
+        <w:tc>
+          <w:tcPr>
+            <w:tcW w:type="dxa" w:w="1604"/>
+          </w:tcPr>
+          <w:p>
+            <w:pPr>
+              <w:spacing w:before="40" w:after="80"/>
+            </w:pPr>
+            <w:r>
+              <w:t xml:space="preserve">Oct 16, 2026</w:t>
+            </w:r>
+          </w:p>
+        </w:tc>
+        <w:tc>
+          <w:tcPr>
+            <w:tcW w:type="dxa" w:w="6648"/>
+          </w:tcPr>
+          <w:p>
+            <w:pPr>
+              <w:spacing w:before="40" w:after="80"/>
+            </w:pPr>
+            <w:r>
+              <w:t xml:space="preserve">FHIR R4 only: R5 is removed. Only what </w:t>
+            </w:r>
+            <w:r>
+              <w:rPr>
+                <w:rStyle w:val="CodeChar"/>
+              </w:rPr>
+              <w:t xml:space="preserve">$submit-attachment</w:t>
+            </w:r>
+            <w:r>
+              <w:t xml:space="preserve"> requires stops a call: member id, at least one attachment, and the facility NPI or the practitioner NPI (new 422 when both are missing). </w:t>
+            </w:r>
+            <w:r>
+              <w:rPr>
+                <w:rStyle w:val="CodeChar"/>
+              </w:rPr>
+              <w:t xml:space="preserve">OrganizationId</w:t>
+            </w:r>
+            <w:r>
+              <w:t xml:space="preserve"> is the NPI of the facility (location) of the request; the Task search runs per payer and facility NPI and is skipped when the facility has none.</w:t>
             </w:r>
           </w:p>
         </w:tc>

--- a/docs/PayerGatewayWebAPI - CDex API Guide.docx
+++ b/docs/PayerGatewayWebAPI - CDex API Guide.docx
@@ -12,7 +12,7 @@
     </w:p>
     <w:p>
       <w:r>
-        <w:t xml:space="preserve">Oct 16, 2026</w:t>
+        <w:t xml:space="preserve">Oct 23, 2026</w:t>
       </w:r>
     </w:p>
     <w:p>
@@ -1471,7 +1471,7 @@
     </w:p>
     <w:p>
       <w:r>
-        <w:t>Only one call is required for CDex: API 2. The EHR learns what the payer needs from the row the gateway saves in the EHR database (section 8), or it can ask with API 1.</w:t>
+        <w:t xml:space="preserve">Two calls are needed for CDex. API 1 with refresh set to true finds what the payer asks for: the EHR calls it for each pended request on its own schedule, because the gateway has no background job (section 9). API 2 sends the documents and forms. The EHR also sees what the payer asks for in the row the gateway saves in the EHR database (section 8).</w:t>
       </w:r>
     </w:p>
     <w:tbl>
@@ -1619,7 +1619,7 @@
               <w:spacing w:before="40" w:after="80"/>
             </w:pPr>
             <w:r>
-              <w:t>Optional</w:t>
+              <w:t xml:space="preserve">Required for pended requests</w:t>
             </w:r>
           </w:p>
         </w:tc>
@@ -1632,7 +1632,7 @@
               <w:spacing w:before="40" w:after="80"/>
             </w:pPr>
             <w:r>
-              <w:t>To see what the payer asks for on a pended request. Not needed when the EHR reads the saved row of the request (section 8).</w:t>
+              <w:t xml:space="preserve">With refresh set to true, for each pended request on the EHR's own schedule (section 9), so a request for more documents is not missed. Also to see what the payer asks for; the saved row of the request (section 8) shows the same list.</w:t>
             </w:r>
           </w:p>
         </w:tc>
@@ -1933,7 +1933,7 @@
         </w:numPr>
       </w:pPr>
       <w:r>
-        <w:t>The EHR does not need to ask the gateway for the new decision after CDex. The gateway follows the request and saves the final decision in the EHR database, as described in the PAS guide.</w:t>
+        <w:t xml:space="preserve">After CDex the request can still be pended. The EHR keeps checking it with PAS API 5 (and API 1 with refresh) until the payer decides; the final decision is then saved in the EHR database (PAS guide, section 12).</w:t>
       </w:r>
     </w:p>
     <w:p>
@@ -4896,16 +4896,7 @@
     </w:p>
     <w:p>
       <w:r>
-        <w:t xml:space="preserve">The values are examples. The decision in the response can still be </w:t>
-      </w:r>
-      <w:r>
-        <w:rPr>
-          <w:rStyle w:val="CodeChar"/>
-        </w:rPr>
-        <w:t>pended</w:t>
-      </w:r>
-      <w:r>
-        <w:t>. The payer may need time to review the new documents. The gateway then saves the final decision in the EHR database when the payer decides.</w:t>
+        <w:t xml:space="preserve">The values are examples. The decision in the response can still be pended: the payer may need time to review the new documents. The final decision is saved in the EHR database when the payer notifies the gateway, or when the EHR asks with PAS API 5.</w:t>
       </w:r>
     </w:p>
     <w:p>
@@ -7986,16 +7977,7 @@
               <w:spacing w:before="40" w:after="80"/>
             </w:pPr>
             <w:r>
-              <w:t xml:space="preserve">The gateway tries a failed </w:t>
-            </w:r>
-            <w:r>
-              <w:rPr>
-                <w:rStyle w:val="CodeChar"/>
-              </w:rPr>
-              <w:t>PUT</w:t>
-            </w:r>
-            <w:r>
-              <w:t xml:space="preserve"> up to 3 times. When it still fails, API 1 and API 2 return 503. In the background job the failure is written in the log, and the job tries again at its next run.</w:t>
+              <w:t xml:space="preserve">The gateway tries a failed PUT up to 3 times. When it still fails, API 1 and API 2 return 503. When the payer sent the Task (way 1), the failure is written in the log; the Task is saved at the next search or the next time the payer sends it.</w:t>
             </w:r>
           </w:p>
         </w:tc>
@@ -8144,13 +8126,13 @@
     </w:p>
     <w:p>
       <w:r>
-        <w:t xml:space="preserve">The payer records its request for information as a FHIR Task. The gateway gets the Task in one of three ways. In each case it saves the Task when it is new or the payer changed it, puts it in </w:t>
+        <w:t xml:space="preserve">The payer records its request for information as a FHIR Task. The gateway gets the Task in one of two ways. In each case it saves the Task when it is new or the payer changed it, puts it in </w:t>
       </w:r>
       <w:r>
         <w:rPr>
           <w:rStyle w:val="CodeChar"/>
         </w:rPr>
-        <w:t>informationRequests</w:t>
+        <w:t xml:space="preserve">informationRequests</w:t>
       </w:r>
       <w:r>
         <w:t xml:space="preserve"> of the prior authorization request, and saves the row of the request in the EHR database when that list changed (section 8).</w:t>
@@ -8544,40 +8526,27 @@
         <w:rPr>
           <w:b/>
         </w:rPr>
-        <w:t>Way 2: the gateway searches the payer on a timer</w:t>
+        <w:t xml:space="preserve">Way 2: the EHR asks for a search</w:t>
       </w:r>
     </w:p>
     <w:p>
       <w:r>
-        <w:t xml:space="preserve">A background job in the gateway runs on a timer. The time between runs is a gateway setting (</w:t>
+        <w:t xml:space="preserve">The gateway has no background job. The EHR decides when to check, for example with a scheduled job of its own: for each row of </w:t>
       </w:r>
       <w:r>
         <w:rPr>
           <w:rStyle w:val="CodeChar"/>
         </w:rPr>
-        <w:t xml:space="preserve">Workflow:PollMinutes</w:t>
-      </w:r>
-      <w:r>
-        <w:t xml:space="preserve">). The default is 5 minutes. In each run it searches the payer for Tasks of each facility NPI that has a pended request. A request whose facility has no NPI is not searched: the payer must send its Tasks (way 1). This works also when the payer does not send Tasks by itself.</w:t>
-      </w:r>
-    </w:p>
-    <w:p>
-      <w:r>
-        <w:rPr>
-          <w:b/>
-        </w:rPr>
-        <w:t>Way 3: the EHR asks for a search now</w:t>
-      </w:r>
-    </w:p>
-    <w:p>
-      <w:r>
-        <w:t xml:space="preserve">API 1 with </w:t>
+        <w:t xml:space="preserve">PA_PRIOR_AUTH</w:t>
+      </w:r>
+      <w:r>
+        <w:t xml:space="preserve"> with </w:t>
       </w:r>
       <w:r>
         <w:rPr>
           <w:rStyle w:val="CodeChar"/>
         </w:rPr>
-        <w:t xml:space="preserve">refresh</w:t>
+        <w:t xml:space="preserve">STATUS</w:t>
       </w:r>
       <w:r>
         <w:t xml:space="preserve"> set to </w:t>
@@ -8586,10 +8555,15 @@
         <w:rPr>
           <w:rStyle w:val="CodeChar"/>
         </w:rPr>
-        <w:t xml:space="preserve">true</w:t>
-      </w:r>
-      <w:r>
-        <w:t xml:space="preserve"> runs the same search at once for the payer and facility NPI of that request. When the facility has no NPI, the stored list is returned without a search.</w:t>
+        <w:t xml:space="preserve">pended</w:t>
+      </w:r>
+      <w:r>
+        <w:t xml:space="preserve">, it calls API 1 with refresh set to true, and PAS API 5 for the latest decision (PAS guide). With refresh, the gateway searches the payer for Tasks of the facility NPI of that request. This is how a request for more documents is found when the payer does not send its Tasks by itself. PAS API 5 does not find Tasks.</w:t>
+      </w:r>
+    </w:p>
+    <w:p>
+      <w:r>
+        <w:t xml:space="preserve">A request whose facility has no NPI is not searched: the stored list is returned, and the payer must send its Tasks (way 1). If the EHR never makes this call, a payer that does not send Tasks is never searched, and a request for documents can pass its due date unseen.</w:t>
       </w:r>
     </w:p>
     <w:p>
@@ -9163,16 +9137,7 @@
               <w:spacing w:before="40" w:after="80"/>
             </w:pPr>
             <w:r>
-              <w:t xml:space="preserve">Find the payer's information requests for the facility of the request. Used by the timer and by API 1 with </w:t>
-            </w:r>
-            <w:r>
-              <w:rPr>
-                <w:rStyle w:val="CodeChar"/>
-              </w:rPr>
-              <w:t xml:space="preserve">refresh</w:t>
-            </w:r>
-            <w:r>
-              <w:t xml:space="preserve">. Only when the facility has an NPI. The payer can also send the Task itself (section 9).</w:t>
+              <w:t xml:space="preserve">Find the payer's information requests for the facility of the request. Used by API 1 with refresh. Only when the facility has an NPI. The payer can also send the Task itself (section 9).</w:t>
             </w:r>
           </w:p>
         </w:tc>
@@ -9467,34 +9432,7 @@
     </w:p>
     <w:p>
       <w:r>
-        <w:t xml:space="preserve">CDex uses FHIR R4. The gateway works in FHIR R4 only; the </w:t>
-      </w:r>
-      <w:r>
-        <w:rPr>
-          <w:rStyle w:val="CodeChar"/>
-        </w:rPr>
-        <w:t xml:space="preserve">FHIR_VERSION</w:t>
-      </w:r>
-      <w:r>
-        <w:t xml:space="preserve"> column of </w:t>
-      </w:r>
-      <w:r>
-        <w:rPr>
-          <w:rStyle w:val="CodeChar"/>
-        </w:rPr>
-        <w:t xml:space="preserve">PA_PAYER</w:t>
-      </w:r>
-      <w:r>
-        <w:t xml:space="preserve"> is removed (script </w:t>
-      </w:r>
-      <w:r>
-        <w:rPr>
-          <w:rStyle w:val="CodeChar"/>
-        </w:rPr>
-        <w:t xml:space="preserve">04_alter_pa_payer_drop_fhir_version.sql</w:t>
-      </w:r>
-      <w:r>
-        <w:t xml:space="preserve">).</w:t>
+        <w:t xml:space="preserve">CDex uses FHIR R4. The gateway works in FHIR R4 only.</w:t>
       </w:r>
     </w:p>
     <w:p>
@@ -12609,7 +12547,7 @@
               <w:spacing w:before="40" w:after="80"/>
             </w:pPr>
             <w:r>
-              <w:t>The payer has the documents and is still reviewing. Wait. The gateway saves the final decision in the EHR database when the payer decides.</w:t>
+              <w:t xml:space="preserve">The payer has the documents and is still reviewing. Wait. The final decision is saved in the EHR database when the payer notifies the gateway, or when the EHR calls PAS API 5 in its check of pended requests (section 9).</w:t>
             </w:r>
           </w:p>
         </w:tc>
@@ -12688,7 +12626,7 @@
               <w:spacing w:before="40" w:after="80"/>
             </w:pPr>
             <w:r>
-              <w:t>The documents were sent, but the payer could not be asked for the decision. Wait for the new decision in the EHR database, or call the PAS inquire API.</w:t>
+              <w:t xml:space="preserve">The documents were sent, but the payer could not be asked for the decision. Call the PAS inquire API (API 5) later; the new decision is then saved in the EHR database.</w:t>
             </w:r>
           </w:p>
         </w:tc>
@@ -13173,6 +13111,103 @@
             </w:r>
             <w:r>
               <w:t xml:space="preserve"> is the NPI of the facility (location) of the request; the Task search runs per payer and facility NPI and is skipped when the facility has none.</w:t>
+            </w:r>
+          </w:p>
+        </w:tc>
+      </w:tr>
+      <w:tr>
+        <w:trPr>
+          <w:cantSplit/>
+        </w:trPr>
+        <w:tc>
+          <w:tcPr>
+            <w:tcW w:type="dxa" w:w="1108"/>
+          </w:tcPr>
+          <w:p>
+            <w:pPr>
+              <w:spacing w:before="40" w:after="80"/>
+            </w:pPr>
+            <w:r>
+              <w:t xml:space="preserve">3.1</w:t>
+            </w:r>
+          </w:p>
+        </w:tc>
+        <w:tc>
+          <w:tcPr>
+            <w:tcW w:type="dxa" w:w="1604"/>
+          </w:tcPr>
+          <w:p>
+            <w:pPr>
+              <w:spacing w:before="40" w:after="80"/>
+            </w:pPr>
+            <w:r>
+              <w:t xml:space="preserve">Oct 23, 2026</w:t>
+            </w:r>
+          </w:p>
+        </w:tc>
+        <w:tc>
+          <w:tcPr>
+            <w:tcW w:type="dxa" w:w="6648"/>
+          </w:tcPr>
+          <w:p>
+            <w:pPr>
+              <w:spacing w:before="40" w:after="80"/>
+            </w:pPr>
+            <w:r>
+              <w:t xml:space="preserve">No background job in the gateway: </w:t>
+            </w:r>
+            <w:r>
+              <w:rPr>
+                <w:rStyle w:val="CodeChar"/>
+              </w:rPr>
+              <w:t xml:space="preserve">Workflow:PollMinutes</w:t>
+            </w:r>
+            <w:r>
+              <w:t xml:space="preserve"> is removed. The EHR calls API 1 with refresh set to true (and PAS API 5) for each pended request, on its own schedule (section 9). API 1 is required for pended requests.</w:t>
+            </w:r>
+          </w:p>
+        </w:tc>
+      </w:tr>
+      <w:tr>
+        <w:trPr>
+          <w:cantSplit/>
+        </w:trPr>
+        <w:tc>
+          <w:tcPr>
+            <w:tcW w:type="dxa" w:w="1108"/>
+          </w:tcPr>
+          <w:p>
+            <w:pPr>
+              <w:spacing w:before="40" w:after="80"/>
+            </w:pPr>
+            <w:r>
+              <w:t xml:space="preserve">3.2</w:t>
+            </w:r>
+          </w:p>
+        </w:tc>
+        <w:tc>
+          <w:tcPr>
+            <w:tcW w:type="dxa" w:w="1604"/>
+          </w:tcPr>
+          <w:p>
+            <w:pPr>
+              <w:spacing w:before="40" w:after="80"/>
+            </w:pPr>
+            <w:r>
+              <w:t xml:space="preserve">Oct 23, 2026</w:t>
+            </w:r>
+          </w:p>
+        </w:tc>
+        <w:tc>
+          <w:tcPr>
+            <w:tcW w:type="dxa" w:w="6648"/>
+          </w:tcPr>
+          <w:p>
+            <w:pPr>
+              <w:spacing w:before="40" w:after="80"/>
+            </w:pPr>
+            <w:r>
+              <w:t xml:space="preserve">Sections 4 and 6 aligned with the removed background job: the EHR follows a request after CDex with PAS API 5 and API 1 with refresh.</w:t>
             </w:r>
           </w:p>
         </w:tc>
